--- a/dump/documentation.docx
+++ b/dump/documentation.docx
@@ -3,6 +3,25 @@
 <w:document xmlns:wpc="http://schemas.microsoft.com/office/word/2010/wordprocessingCanvas" xmlns:cx="http://schemas.microsoft.com/office/drawing/2014/chartex" xmlns:cx1="http://schemas.microsoft.com/office/drawing/2015/9/8/chartex" xmlns:cx2="http://schemas.microsoft.com/office/drawing/2015/10/21/chartex" xmlns:cx3="http://schemas.microsoft.com/office/drawing/2016/5/9/chartex" xmlns:cx4="http://schemas.microsoft.com/office/drawing/2016/5/10/chartex" xmlns:cx5="http://schemas.microsoft.com/office/drawing/2016/5/11/chartex" xmlns:cx6="http://schemas.microsoft.com/office/drawing/2016/5/12/chartex" xmlns:cx7="http://schemas.microsoft.com/office/drawing/2016/5/13/chartex" xmlns:cx8="http://schemas.microsoft.com/office/drawing/2016/5/14/chartex" xmlns:mc="http://schemas.openxmlformats.org/markup-compatibility/2006" xmlns:aink="http://schemas.microsoft.com/office/drawing/2016/ink" xmlns:am3d="http://schemas.microsoft.com/office/drawing/2017/model3d" xmlns:o="urn:schemas-microsoft-com:office:office" xmlns:oel="http://schemas.microsoft.com/office/2019/extlst" xmlns:r="http://schemas.openxmlformats.org/officeDocument/2006/relationships" xmlns:m="http://schemas.openxmlformats.org/officeDocument/2006/math" xmlns:v="urn:schemas-microsoft-com:vml" xmlns:wp14="http://schemas.microsoft.com/office/word/2010/wordprocessingDrawing" xmlns:wp="http://schemas.openxmlformats.org/drawingml/2006/wordprocessingDrawing" xmlns:w10="urn:schemas-microsoft-com:office:word" xmlns:w="http://schemas.openxmlformats.org/wordprocessingml/2006/main" xmlns:w14="http://schemas.microsoft.com/office/word/2010/wordml" xmlns:w15="http://schemas.microsoft.com/office/word/2012/wordml" xmlns:w16cex="http://schemas.microsoft.com/office/word/2018/wordml/cex" xmlns:w16cid="http://schemas.microsoft.com/office/word/2016/wordml/cid" xmlns:w16="http://schemas.microsoft.com/office/word/2018/wordml" xmlns:w16du="http://schemas.microsoft.com/office/word/2023/wordml/word16du" xmlns:w16sdtdh="http://schemas.microsoft.com/office/word/2020/wordml/sdtdatahash" xmlns:w16sdtfl="http://schemas.microsoft.com/office/word/2024/wordml/sdtformatlock" xmlns:w16se="http://schemas.microsoft.com/office/word/2015/wordml/symex" xmlns:wpg="http://schemas.microsoft.com/office/word/2010/wordprocessingGroup" xmlns:wpi="http://schemas.microsoft.com/office/word/2010/wordprocessingInk" xmlns:wne="http://schemas.microsoft.com/office/word/2006/wordml" xmlns:wps="http://schemas.microsoft.com/office/word/2010/wordprocessingShape" mc:Ignorable="w14 w15 w16se w16cid w16 w16cex w16sdtdh w16sdtfl w16du wp14">
   <w:body>
     <w:p>
+      <w:pPr>
+        <w:rPr>
+          <w:b/>
+          <w:bCs/>
+          <w:sz w:val="40"/>
+          <w:szCs w:val="40"/>
+        </w:rPr>
+      </w:pPr>
+      <w:r>
+        <w:rPr>
+          <w:b/>
+          <w:bCs/>
+          <w:sz w:val="40"/>
+          <w:szCs w:val="40"/>
+        </w:rPr>
+        <w:t xml:space="preserve">19/02/2026: </w:t>
+      </w:r>
+    </w:p>
+    <w:p>
       <w:r>
         <w:t xml:space="preserve">Things we are doing so far: </w:t>
       </w:r>
@@ -38,286 +57,20 @@
       <w:r>
         <w:t>Created profile on Google cloud auth platform (Should be deleted later once the project is completed)</w:t>
       </w:r>
-      <w:r>
-        <w:br/>
-      </w:r>
-      <w:r>
+    </w:p>
+    <w:p>
+      <w:pPr>
+        <w:pStyle w:val="ListParagraph"/>
+      </w:pPr>
+    </w:p>
+    <w:p>
+      <w:pPr>
         <w:rPr>
           <w:b/>
           <w:bCs/>
+          <w:sz w:val="44"/>
+          <w:szCs w:val="44"/>
         </w:rPr>
-        <w:t>Client ID</w:t>
-      </w:r>
-      <w:r>
-        <w:t xml:space="preserve">: </w:t>
-      </w:r>
-    </w:p>
-    <w:p>
-      <w:pPr>
-        <w:pStyle w:val="ListParagraph"/>
-      </w:pPr>
-      <w:r>
-        <w:t>85044328168-n81190ob9p1bvmob8tiu60eastru4aiq.apps.googleusercontent.com</w:t>
-      </w:r>
-    </w:p>
-    <w:p>
-      <w:pPr>
-        <w:pStyle w:val="ListParagraph"/>
-        <w:rPr>
-          <w:b/>
-          <w:bCs/>
-        </w:rPr>
-      </w:pPr>
-      <w:r>
-        <w:rPr>
-          <w:b/>
-          <w:bCs/>
-        </w:rPr>
-        <w:t>Client secret</w:t>
-      </w:r>
-      <w:r>
-        <w:rPr>
-          <w:b/>
-          <w:bCs/>
-        </w:rPr>
-        <w:t>:</w:t>
-      </w:r>
-    </w:p>
-    <w:p>
-      <w:pPr>
-        <w:pStyle w:val="ListParagraph"/>
-      </w:pPr>
-      <w:r>
-        <w:t>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</w:t>
-      </w:r>
-    </w:p>
-    <w:p>
-      <w:pPr>
-        <w:pStyle w:val="ListParagraph"/>
-      </w:pPr>
-    </w:p>
-    <w:p>
-      <w:pPr>
-        <w:pStyle w:val="ListParagraph"/>
-      </w:pPr>
-    </w:p>
-    <w:p>
-      <w:pPr>
-        <w:pStyle w:val="ListParagraph"/>
-      </w:pPr>
-    </w:p>
-    <w:p>
-      <w:pPr>
-        <w:pStyle w:val="ListParagraph"/>
-        <w:rPr>
-          <w:b/>
-          <w:bCs/>
-        </w:rPr>
-      </w:pPr>
-      <w:r>
-        <w:rPr>
-          <w:rFonts w:ascii="Segoe UI Emoji" w:hAnsi="Segoe UI Emoji" w:cs="Segoe UI Emoji"/>
-          <w:b/>
-          <w:bCs/>
-        </w:rPr>
-        <w:t>✅</w:t>
-      </w:r>
-      <w:r>
-        <w:rPr>
-          <w:b/>
-          <w:bCs/>
-        </w:rPr>
-        <w:t xml:space="preserve"> GKE Deployment Ready</w:t>
-      </w:r>
-    </w:p>
-    <w:p>
-      <w:pPr>
-        <w:pStyle w:val="ListParagraph"/>
-      </w:pPr>
-      <w:r>
-        <w:t>For GKE, the only thing you need to override is </w:t>
-      </w:r>
-    </w:p>
-    <w:p>
-      <w:pPr>
-        <w:pStyle w:val="ListParagraph"/>
-      </w:pPr>
-      <w:r>
-        <w:t>VITE_API_PATH</w:t>
-      </w:r>
-    </w:p>
-    <w:p>
-      <w:pPr>
-        <w:pStyle w:val="ListParagraph"/>
-      </w:pPr>
-      <w:r>
-        <w:t> at frontend build time to point to your actual backend service URL:</w:t>
-      </w:r>
-    </w:p>
-    <w:p>
-      <w:pPr>
-        <w:pStyle w:val="ListParagraph"/>
-      </w:pPr>
-      <w:r>
-        <w:t>bash</w:t>
-      </w:r>
-    </w:p>
-    <w:p>
-      <w:pPr>
-        <w:pStyle w:val="ListParagraph"/>
-      </w:pPr>
-      <w:r>
-        <w:rPr>
-          <w:i/>
-          <w:iCs/>
-        </w:rPr>
-        <w:t># Build for GKE (replace with your actual backend service URL)</w:t>
-      </w:r>
-    </w:p>
-    <w:p>
-      <w:pPr>
-        <w:pStyle w:val="ListParagraph"/>
-      </w:pPr>
-      <w:r>
-        <w:t>docker build --build-</w:t>
-      </w:r>
-      <w:proofErr w:type="spellStart"/>
-      <w:r>
-        <w:t>arg</w:t>
-      </w:r>
-      <w:proofErr w:type="spellEnd"/>
-      <w:r>
-        <w:t xml:space="preserve"> VITE_API_PATH="http://&lt;YOUR-GKE-BACKEND-SERVICE-URL&gt;:8080" -t wanderlust-</w:t>
-      </w:r>
-      <w:proofErr w:type="gramStart"/>
-      <w:r>
-        <w:t>frontend .</w:t>
-      </w:r>
-      <w:proofErr w:type="gramEnd"/>
-      <w:r>
-        <w:t>/frontend</w:t>
-      </w:r>
-    </w:p>
-    <w:p>
-      <w:pPr>
-        <w:pStyle w:val="ListParagraph"/>
-      </w:pPr>
-      <w:r>
-        <w:t>docker build -t wanderlust-</w:t>
-      </w:r>
-      <w:proofErr w:type="gramStart"/>
-      <w:r>
-        <w:t>backend .</w:t>
-      </w:r>
-      <w:proofErr w:type="gramEnd"/>
-      <w:r>
-        <w:t>/backend</w:t>
-      </w:r>
-    </w:p>
-    <w:p>
-      <w:pPr>
-        <w:pStyle w:val="ListParagraph"/>
-      </w:pPr>
-      <w:r>
-        <w:t xml:space="preserve">For the backend, override environment variables at deployment time (via Kubernetes </w:t>
-      </w:r>
-      <w:proofErr w:type="spellStart"/>
-      <w:r>
-        <w:t>ConfigMaps</w:t>
-      </w:r>
-      <w:proofErr w:type="spellEnd"/>
-      <w:r>
-        <w:t>/Secrets) for:</w:t>
-      </w:r>
-    </w:p>
-    <w:p>
-      <w:pPr>
-        <w:pStyle w:val="ListParagraph"/>
-        <w:numPr>
-          <w:ilvl w:val="0"/>
-          <w:numId w:val="2"/>
-        </w:numPr>
-      </w:pPr>
-      <w:r>
-        <w:t>MONGODB_URI</w:t>
-      </w:r>
-    </w:p>
-    <w:p>
-      <w:pPr>
-        <w:pStyle w:val="ListParagraph"/>
-      </w:pPr>
-      <w:r>
-        <w:t> → your GKE MongoDB service</w:t>
-      </w:r>
-    </w:p>
-    <w:p>
-      <w:pPr>
-        <w:pStyle w:val="ListParagraph"/>
-        <w:numPr>
-          <w:ilvl w:val="0"/>
-          <w:numId w:val="2"/>
-        </w:numPr>
-      </w:pPr>
-      <w:r>
-        <w:t>REDIS_URL</w:t>
-      </w:r>
-    </w:p>
-    <w:p>
-      <w:pPr>
-        <w:pStyle w:val="ListParagraph"/>
-      </w:pPr>
-      <w:r>
-        <w:t> → your GKE Redis service</w:t>
-      </w:r>
-    </w:p>
-    <w:p>
-      <w:pPr>
-        <w:pStyle w:val="ListParagraph"/>
-        <w:numPr>
-          <w:ilvl w:val="0"/>
-          <w:numId w:val="2"/>
-        </w:numPr>
-      </w:pPr>
-      <w:r>
-        <w:t>FRONTEND_URL</w:t>
-      </w:r>
-    </w:p>
-    <w:p>
-      <w:pPr>
-        <w:pStyle w:val="ListParagraph"/>
-      </w:pPr>
-      <w:r>
-        <w:t> → your GKE frontend URL (for CORS)</w:t>
-      </w:r>
-    </w:p>
-    <w:p>
-      <w:pPr>
-        <w:pStyle w:val="ListParagraph"/>
-        <w:numPr>
-          <w:ilvl w:val="0"/>
-          <w:numId w:val="2"/>
-        </w:numPr>
-      </w:pPr>
-      <w:r>
-        <w:t>BACKEND_URL</w:t>
-      </w:r>
-    </w:p>
-    <w:p>
-      <w:pPr>
-        <w:pStyle w:val="ListParagraph"/>
-      </w:pPr>
-      <w:r>
-        <w:t> → your GKE backend URL (for OAuth callbacks)</w:t>
-      </w:r>
-    </w:p>
-    <w:p>
-      <w:pPr>
-        <w:pStyle w:val="ListParagraph"/>
-      </w:pPr>
-    </w:p>
-    <w:p>
-      <w:pPr>
-        <w:pStyle w:val="ListParagraph"/>
       </w:pPr>
     </w:p>
     <w:p>
@@ -330,6 +83,72 @@
           <w:szCs w:val="44"/>
         </w:rPr>
       </w:pPr>
+      <w:r>
+        <w:rPr>
+          <w:b/>
+          <w:bCs/>
+          <w:sz w:val="44"/>
+          <w:szCs w:val="44"/>
+        </w:rPr>
+        <w:t>20/02/202</w:t>
+      </w:r>
+      <w:r>
+        <w:rPr>
+          <w:b/>
+          <w:bCs/>
+          <w:sz w:val="44"/>
+          <w:szCs w:val="44"/>
+        </w:rPr>
+        <w:t>6:</w:t>
+      </w:r>
+    </w:p>
+    <w:p>
+      <w:pPr>
+        <w:pStyle w:val="ListParagraph"/>
+      </w:pPr>
+      <w:proofErr w:type="spellStart"/>
+      <w:r>
+        <w:t>Promt</w:t>
+      </w:r>
+      <w:proofErr w:type="spellEnd"/>
+      <w:r>
+        <w:t xml:space="preserve">: </w:t>
+      </w:r>
+      <w:r>
+        <w:t xml:space="preserve">I have been asked to setup a GKE cluster using terraform. And on that </w:t>
+      </w:r>
+      <w:proofErr w:type="spellStart"/>
+      <w:r>
+        <w:t>gke</w:t>
+      </w:r>
+      <w:proofErr w:type="spellEnd"/>
+      <w:r>
+        <w:t xml:space="preserve"> cluster I have to deploy this application. </w:t>
+      </w:r>
+      <w:proofErr w:type="gramStart"/>
+      <w:r>
+        <w:t>Also</w:t>
+      </w:r>
+      <w:proofErr w:type="gramEnd"/>
+      <w:r>
+        <w:t xml:space="preserve"> I have been asked that it should be modularized. Should have at least 4 modules: for IAM, Networking, Storage and GKE. </w:t>
+      </w:r>
+      <w:proofErr w:type="gramStart"/>
+      <w:r>
+        <w:t>Also</w:t>
+      </w:r>
+      <w:proofErr w:type="gramEnd"/>
+      <w:r>
+        <w:t xml:space="preserve"> there should be no hard-coded values anywhere except where it is only necessary, all the values should be </w:t>
+      </w:r>
+      <w:proofErr w:type="spellStart"/>
+      <w:r>
+        <w:t>variablized</w:t>
+      </w:r>
+      <w:proofErr w:type="spellEnd"/>
+      <w:r>
+        <w:t>. Don't start creating files now. Tell me how we are going to do that first and let me understand the flow and then I will tell you. Make no mistakes</w:t>
+      </w:r>
     </w:p>
     <w:p>
       <w:pPr>
@@ -341,6 +160,15 @@
           <w:szCs w:val="44"/>
         </w:rPr>
       </w:pPr>
+      <w:r>
+        <w:rPr>
+          <w:b/>
+          <w:bCs/>
+          <w:sz w:val="44"/>
+          <w:szCs w:val="44"/>
+        </w:rPr>
+        <w:tab/>
+      </w:r>
     </w:p>
     <w:p>
       <w:pPr>
@@ -374,109 +202,6 @@
           <w:szCs w:val="44"/>
         </w:rPr>
       </w:pPr>
-      <w:r>
-        <w:rPr>
-          <w:b/>
-          <w:bCs/>
-          <w:sz w:val="44"/>
-          <w:szCs w:val="44"/>
-        </w:rPr>
-        <w:lastRenderedPageBreak/>
-        <w:t>20/02/2026:</w:t>
-      </w:r>
-    </w:p>
-    <w:p>
-      <w:pPr>
-        <w:pStyle w:val="ListParagraph"/>
-        <w:rPr>
-          <w:b/>
-          <w:bCs/>
-        </w:rPr>
-      </w:pPr>
-      <w:r>
-        <w:rPr>
-          <w:b/>
-          <w:bCs/>
-        </w:rPr>
-        <w:t>For Kubernetes deployment:</w:t>
-      </w:r>
-    </w:p>
-    <w:p>
-      <w:pPr>
-        <w:pStyle w:val="ListParagraph"/>
-      </w:pPr>
-    </w:p>
-    <w:p>
-      <w:pPr>
-        <w:pStyle w:val="ListParagraph"/>
-      </w:pPr>
-      <w:r>
-        <w:t># -----------------------------------------------</w:t>
-      </w:r>
-    </w:p>
-    <w:p>
-      <w:pPr>
-        <w:pStyle w:val="ListParagraph"/>
-      </w:pPr>
-      <w:r>
-        <w:t># Environment Variables</w:t>
-      </w:r>
-    </w:p>
-    <w:p>
-      <w:pPr>
-        <w:pStyle w:val="ListParagraph"/>
-      </w:pPr>
-      <w:r>
-        <w:t># -----------------------------------------------</w:t>
-      </w:r>
-    </w:p>
-    <w:p>
-      <w:pPr>
-        <w:pStyle w:val="ListParagraph"/>
-      </w:pPr>
-      <w:r>
-        <w:t># All env vars are injected at runtime:</w:t>
-      </w:r>
-    </w:p>
-    <w:p>
-      <w:pPr>
-        <w:pStyle w:val="ListParagraph"/>
-      </w:pPr>
-      <w:r>
-        <w:t xml:space="preserve">#   - Local:  docker-compose </w:t>
-      </w:r>
-      <w:proofErr w:type="spellStart"/>
-      <w:r>
-        <w:t>env_file</w:t>
-      </w:r>
-      <w:proofErr w:type="spellEnd"/>
-      <w:r>
-        <w:t xml:space="preserve"> (.env)</w:t>
-      </w:r>
-    </w:p>
-    <w:p>
-      <w:pPr>
-        <w:pStyle w:val="ListParagraph"/>
-      </w:pPr>
-      <w:r>
-        <w:t xml:space="preserve">#   - GKE:    Kubernetes </w:t>
-      </w:r>
-      <w:proofErr w:type="spellStart"/>
-      <w:r>
-        <w:t>ConfigMaps</w:t>
-      </w:r>
-      <w:proofErr w:type="spellEnd"/>
-      <w:r>
-        <w:t xml:space="preserve"> / Secrets</w:t>
-      </w:r>
-    </w:p>
-    <w:p>
-      <w:pPr>
-        <w:pStyle w:val="ListParagraph"/>
-      </w:pPr>
-      <w:r>
-        <w:t># No defaults are baked into the image.</w:t>
-      </w:r>
     </w:p>
     <w:p>
       <w:pPr>
@@ -1345,7 +1070,6 @@
   <w:style w:type="character" w:default="1" w:styleId="DefaultParagraphFont">
     <w:name w:val="Default Paragraph Font"/>
     <w:uiPriority w:val="1"/>
-    <w:semiHidden/>
     <w:unhideWhenUsed/>
   </w:style>
   <w:style w:type="table" w:default="1" w:styleId="TableNormal">

--- a/dump/documentation.docx
+++ b/dump/documentation.docx
@@ -35,15 +35,7 @@
         </w:numPr>
       </w:pPr>
       <w:r>
-        <w:t xml:space="preserve">Creating a </w:t>
-      </w:r>
-      <w:proofErr w:type="spellStart"/>
-      <w:r>
-        <w:t>dockerfile</w:t>
-      </w:r>
-      <w:proofErr w:type="spellEnd"/>
-      <w:r>
-        <w:t xml:space="preserve"> as of now. </w:t>
+        <w:t xml:space="preserve">Creating a dockerfile as of now. </w:t>
       </w:r>
     </w:p>
     <w:p>
@@ -60,99 +52,6 @@
     </w:p>
     <w:p>
       <w:pPr>
-        <w:pStyle w:val="ListParagraph"/>
-      </w:pPr>
-    </w:p>
-    <w:p>
-      <w:pPr>
-        <w:rPr>
-          <w:b/>
-          <w:bCs/>
-          <w:sz w:val="44"/>
-          <w:szCs w:val="44"/>
-        </w:rPr>
-      </w:pPr>
-    </w:p>
-    <w:p>
-      <w:pPr>
-        <w:pStyle w:val="ListParagraph"/>
-        <w:rPr>
-          <w:b/>
-          <w:bCs/>
-          <w:sz w:val="44"/>
-          <w:szCs w:val="44"/>
-        </w:rPr>
-      </w:pPr>
-      <w:r>
-        <w:rPr>
-          <w:b/>
-          <w:bCs/>
-          <w:sz w:val="44"/>
-          <w:szCs w:val="44"/>
-        </w:rPr>
-        <w:t>20/02/202</w:t>
-      </w:r>
-      <w:r>
-        <w:rPr>
-          <w:b/>
-          <w:bCs/>
-          <w:sz w:val="44"/>
-          <w:szCs w:val="44"/>
-        </w:rPr>
-        <w:t>6:</w:t>
-      </w:r>
-    </w:p>
-    <w:p>
-      <w:pPr>
-        <w:pStyle w:val="ListParagraph"/>
-      </w:pPr>
-      <w:proofErr w:type="spellStart"/>
-      <w:r>
-        <w:t>Promt</w:t>
-      </w:r>
-      <w:proofErr w:type="spellEnd"/>
-      <w:r>
-        <w:t xml:space="preserve">: </w:t>
-      </w:r>
-      <w:r>
-        <w:t xml:space="preserve">I have been asked to setup a GKE cluster using terraform. And on that </w:t>
-      </w:r>
-      <w:proofErr w:type="spellStart"/>
-      <w:r>
-        <w:t>gke</w:t>
-      </w:r>
-      <w:proofErr w:type="spellEnd"/>
-      <w:r>
-        <w:t xml:space="preserve"> cluster I have to deploy this application. </w:t>
-      </w:r>
-      <w:proofErr w:type="gramStart"/>
-      <w:r>
-        <w:t>Also</w:t>
-      </w:r>
-      <w:proofErr w:type="gramEnd"/>
-      <w:r>
-        <w:t xml:space="preserve"> I have been asked that it should be modularized. Should have at least 4 modules: for IAM, Networking, Storage and GKE. </w:t>
-      </w:r>
-      <w:proofErr w:type="gramStart"/>
-      <w:r>
-        <w:t>Also</w:t>
-      </w:r>
-      <w:proofErr w:type="gramEnd"/>
-      <w:r>
-        <w:t xml:space="preserve"> there should be no hard-coded values anywhere except where it is only necessary, all the values should be </w:t>
-      </w:r>
-      <w:proofErr w:type="spellStart"/>
-      <w:r>
-        <w:t>variablized</w:t>
-      </w:r>
-      <w:proofErr w:type="spellEnd"/>
-      <w:r>
-        <w:t>. Don't start creating files now. Tell me how we are going to do that first and let me understand the flow and then I will tell you. Make no mistakes</w:t>
-      </w:r>
-    </w:p>
-    <w:p>
-      <w:pPr>
-        <w:pStyle w:val="ListParagraph"/>
         <w:rPr>
           <w:b/>
           <w:bCs/>
@@ -205,8 +104,64 @@
     </w:p>
     <w:p>
       <w:pPr>
+        <w:rPr>
+          <w:b/>
+          <w:bCs/>
+          <w:sz w:val="44"/>
+          <w:szCs w:val="44"/>
+        </w:rPr>
+      </w:pPr>
+      <w:r>
+        <w:rPr>
+          <w:b/>
+          <w:bCs/>
+          <w:sz w:val="44"/>
+          <w:szCs w:val="44"/>
+        </w:rPr>
+        <w:t>24/06/2026</w:t>
+      </w:r>
+    </w:p>
+    <w:p>
+      <w:pPr>
         <w:pStyle w:val="ListParagraph"/>
-      </w:pPr>
+        <w:numPr>
+          <w:ilvl w:val="0"/>
+          <w:numId w:val="3"/>
+        </w:numPr>
+      </w:pPr>
+      <w:r>
+        <w:t xml:space="preserve">Got error for </w:t>
+      </w:r>
+      <w:r>
+        <w:t>SSD_TOTAL_GB</w:t>
+      </w:r>
+      <w:r>
+        <w:t xml:space="preserve"> where the quota exceeded for the GB/SSD’s available for a region. </w:t>
+      </w:r>
+    </w:p>
+    <w:p>
+      <w:pPr>
+        <w:pStyle w:val="ListParagraph"/>
+        <w:numPr>
+          <w:ilvl w:val="0"/>
+          <w:numId w:val="4"/>
+        </w:numPr>
+      </w:pPr>
+      <w:r>
+        <w:t>Fixed it by changing the ssd type to pd-standard.</w:t>
+      </w:r>
+    </w:p>
+    <w:p>
+      <w:pPr>
+        <w:pStyle w:val="ListParagraph"/>
+        <w:numPr>
+          <w:ilvl w:val="0"/>
+          <w:numId w:val="4"/>
+        </w:numPr>
+      </w:pPr>
+      <w:r>
+        <w:t>It was taking the older ssd type for the default node pool which was not required. So allowed it to have the pd-standard ssd type.</w:t>
+      </w:r>
     </w:p>
     <w:sectPr>
       <w:pgSz w:w="11906" w:h="16838"/>
@@ -370,28 +325,28 @@
     </w:lvl>
   </w:abstractNum>
   <w:abstractNum w:abstractNumId="1" w15:restartNumberingAfterBreak="0">
-    <w:nsid w:val="4F1D5F89"/>
+    <w:nsid w:val="35B76F0D"/>
     <w:multiLevelType w:val="hybridMultilevel"/>
-    <w:tmpl w:val="A99C60A4"/>
-    <w:lvl w:ilvl="0" w:tplc="4009000F">
+    <w:tmpl w:val="B718BE04"/>
+    <w:lvl w:ilvl="0" w:tplc="D0C81234">
       <w:start w:val="1"/>
       <w:numFmt w:val="decimal"/>
       <w:lvlText w:val="%1."/>
       <w:lvlJc w:val="left"/>
       <w:pPr>
-        <w:ind w:left="720" w:hanging="360"/>
+        <w:ind w:left="1140" w:hanging="360"/>
       </w:pPr>
       <w:rPr>
         <w:rFonts w:hint="default"/>
       </w:rPr>
     </w:lvl>
-    <w:lvl w:ilvl="1" w:tplc="40090019">
+    <w:lvl w:ilvl="1" w:tplc="40090019" w:tentative="1">
       <w:start w:val="1"/>
       <w:numFmt w:val="lowerLetter"/>
       <w:lvlText w:val="%2."/>
       <w:lvlJc w:val="left"/>
       <w:pPr>
-        <w:ind w:left="1440" w:hanging="360"/>
+        <w:ind w:left="1860" w:hanging="360"/>
       </w:pPr>
     </w:lvl>
     <w:lvl w:ilvl="2" w:tplc="4009001B" w:tentative="1">
@@ -400,7 +355,7 @@
       <w:lvlText w:val="%3."/>
       <w:lvlJc w:val="right"/>
       <w:pPr>
-        <w:ind w:left="2160" w:hanging="180"/>
+        <w:ind w:left="2580" w:hanging="180"/>
       </w:pPr>
     </w:lvl>
     <w:lvl w:ilvl="3" w:tplc="4009000F" w:tentative="1">
@@ -409,7 +364,7 @@
       <w:lvlText w:val="%4."/>
       <w:lvlJc w:val="left"/>
       <w:pPr>
-        <w:ind w:left="2880" w:hanging="360"/>
+        <w:ind w:left="3300" w:hanging="360"/>
       </w:pPr>
     </w:lvl>
     <w:lvl w:ilvl="4" w:tplc="40090019" w:tentative="1">
@@ -418,7 +373,7 @@
       <w:lvlText w:val="%5."/>
       <w:lvlJc w:val="left"/>
       <w:pPr>
-        <w:ind w:left="3600" w:hanging="360"/>
+        <w:ind w:left="4020" w:hanging="360"/>
       </w:pPr>
     </w:lvl>
     <w:lvl w:ilvl="5" w:tplc="4009001B" w:tentative="1">
@@ -427,7 +382,7 @@
       <w:lvlText w:val="%6."/>
       <w:lvlJc w:val="right"/>
       <w:pPr>
-        <w:ind w:left="4320" w:hanging="180"/>
+        <w:ind w:left="4740" w:hanging="180"/>
       </w:pPr>
     </w:lvl>
     <w:lvl w:ilvl="6" w:tplc="4009000F" w:tentative="1">
@@ -436,7 +391,7 @@
       <w:lvlText w:val="%7."/>
       <w:lvlJc w:val="left"/>
       <w:pPr>
-        <w:ind w:left="5040" w:hanging="360"/>
+        <w:ind w:left="5460" w:hanging="360"/>
       </w:pPr>
     </w:lvl>
     <w:lvl w:ilvl="7" w:tplc="40090019" w:tentative="1">
@@ -445,7 +400,7 @@
       <w:lvlText w:val="%8."/>
       <w:lvlJc w:val="left"/>
       <w:pPr>
-        <w:ind w:left="5760" w:hanging="360"/>
+        <w:ind w:left="6180" w:hanging="360"/>
       </w:pPr>
     </w:lvl>
     <w:lvl w:ilvl="8" w:tplc="4009001B" w:tentative="1">
@@ -454,15 +409,223 @@
       <w:lvlText w:val="%9."/>
       <w:lvlJc w:val="right"/>
       <w:pPr>
+        <w:ind w:left="6900" w:hanging="180"/>
+      </w:pPr>
+    </w:lvl>
+  </w:abstractNum>
+  <w:abstractNum w:abstractNumId="2" w15:restartNumberingAfterBreak="0">
+    <w:nsid w:val="4F1D5F89"/>
+    <w:multiLevelType w:val="hybridMultilevel"/>
+    <w:tmpl w:val="F9C6E8D4"/>
+    <w:lvl w:ilvl="0" w:tplc="4009000F">
+      <w:start w:val="1"/>
+      <w:numFmt w:val="decimal"/>
+      <w:lvlText w:val="%1."/>
+      <w:lvlJc w:val="left"/>
+      <w:pPr>
+        <w:ind w:left="720" w:hanging="360"/>
+      </w:pPr>
+      <w:rPr>
+        <w:rFonts w:hint="default"/>
+      </w:rPr>
+    </w:lvl>
+    <w:lvl w:ilvl="1" w:tplc="40090019">
+      <w:start w:val="1"/>
+      <w:numFmt w:val="lowerLetter"/>
+      <w:lvlText w:val="%2."/>
+      <w:lvlJc w:val="left"/>
+      <w:pPr>
+        <w:ind w:left="1440" w:hanging="360"/>
+      </w:pPr>
+    </w:lvl>
+    <w:lvl w:ilvl="2" w:tplc="4009001B" w:tentative="1">
+      <w:start w:val="1"/>
+      <w:numFmt w:val="lowerRoman"/>
+      <w:lvlText w:val="%3."/>
+      <w:lvlJc w:val="right"/>
+      <w:pPr>
+        <w:ind w:left="2160" w:hanging="180"/>
+      </w:pPr>
+    </w:lvl>
+    <w:lvl w:ilvl="3" w:tplc="4009000F" w:tentative="1">
+      <w:start w:val="1"/>
+      <w:numFmt w:val="decimal"/>
+      <w:lvlText w:val="%4."/>
+      <w:lvlJc w:val="left"/>
+      <w:pPr>
+        <w:ind w:left="2880" w:hanging="360"/>
+      </w:pPr>
+    </w:lvl>
+    <w:lvl w:ilvl="4" w:tplc="40090019" w:tentative="1">
+      <w:start w:val="1"/>
+      <w:numFmt w:val="lowerLetter"/>
+      <w:lvlText w:val="%5."/>
+      <w:lvlJc w:val="left"/>
+      <w:pPr>
+        <w:ind w:left="3600" w:hanging="360"/>
+      </w:pPr>
+    </w:lvl>
+    <w:lvl w:ilvl="5" w:tplc="4009001B" w:tentative="1">
+      <w:start w:val="1"/>
+      <w:numFmt w:val="lowerRoman"/>
+      <w:lvlText w:val="%6."/>
+      <w:lvlJc w:val="right"/>
+      <w:pPr>
+        <w:ind w:left="4320" w:hanging="180"/>
+      </w:pPr>
+    </w:lvl>
+    <w:lvl w:ilvl="6" w:tplc="4009000F" w:tentative="1">
+      <w:start w:val="1"/>
+      <w:numFmt w:val="decimal"/>
+      <w:lvlText w:val="%7."/>
+      <w:lvlJc w:val="left"/>
+      <w:pPr>
+        <w:ind w:left="5040" w:hanging="360"/>
+      </w:pPr>
+    </w:lvl>
+    <w:lvl w:ilvl="7" w:tplc="40090019" w:tentative="1">
+      <w:start w:val="1"/>
+      <w:numFmt w:val="lowerLetter"/>
+      <w:lvlText w:val="%8."/>
+      <w:lvlJc w:val="left"/>
+      <w:pPr>
+        <w:ind w:left="5760" w:hanging="360"/>
+      </w:pPr>
+    </w:lvl>
+    <w:lvl w:ilvl="8" w:tplc="4009001B" w:tentative="1">
+      <w:start w:val="1"/>
+      <w:numFmt w:val="lowerRoman"/>
+      <w:lvlText w:val="%9."/>
+      <w:lvlJc w:val="right"/>
+      <w:pPr>
         <w:ind w:left="6480" w:hanging="180"/>
       </w:pPr>
+    </w:lvl>
+  </w:abstractNum>
+  <w:abstractNum w:abstractNumId="3" w15:restartNumberingAfterBreak="0">
+    <w:nsid w:val="77F4130E"/>
+    <w:multiLevelType w:val="hybridMultilevel"/>
+    <w:tmpl w:val="CE28758C"/>
+    <w:lvl w:ilvl="0" w:tplc="88D0F6C6">
+      <w:start w:val="1"/>
+      <w:numFmt w:val="bullet"/>
+      <w:lvlText w:val=""/>
+      <w:lvlJc w:val="left"/>
+      <w:pPr>
+        <w:ind w:left="1716" w:hanging="360"/>
+      </w:pPr>
+      <w:rPr>
+        <w:rFonts w:ascii="Wingdings" w:eastAsiaTheme="minorHAnsi" w:hAnsi="Wingdings" w:cstheme="minorBidi" w:hint="default"/>
+      </w:rPr>
+    </w:lvl>
+    <w:lvl w:ilvl="1" w:tplc="40090003" w:tentative="1">
+      <w:start w:val="1"/>
+      <w:numFmt w:val="bullet"/>
+      <w:lvlText w:val="o"/>
+      <w:lvlJc w:val="left"/>
+      <w:pPr>
+        <w:ind w:left="2436" w:hanging="360"/>
+      </w:pPr>
+      <w:rPr>
+        <w:rFonts w:ascii="Courier New" w:hAnsi="Courier New" w:cs="Courier New" w:hint="default"/>
+      </w:rPr>
+    </w:lvl>
+    <w:lvl w:ilvl="2" w:tplc="40090005" w:tentative="1">
+      <w:start w:val="1"/>
+      <w:numFmt w:val="bullet"/>
+      <w:lvlText w:val=""/>
+      <w:lvlJc w:val="left"/>
+      <w:pPr>
+        <w:ind w:left="3156" w:hanging="360"/>
+      </w:pPr>
+      <w:rPr>
+        <w:rFonts w:ascii="Wingdings" w:hAnsi="Wingdings" w:hint="default"/>
+      </w:rPr>
+    </w:lvl>
+    <w:lvl w:ilvl="3" w:tplc="40090001" w:tentative="1">
+      <w:start w:val="1"/>
+      <w:numFmt w:val="bullet"/>
+      <w:lvlText w:val=""/>
+      <w:lvlJc w:val="left"/>
+      <w:pPr>
+        <w:ind w:left="3876" w:hanging="360"/>
+      </w:pPr>
+      <w:rPr>
+        <w:rFonts w:ascii="Symbol" w:hAnsi="Symbol" w:hint="default"/>
+      </w:rPr>
+    </w:lvl>
+    <w:lvl w:ilvl="4" w:tplc="40090003" w:tentative="1">
+      <w:start w:val="1"/>
+      <w:numFmt w:val="bullet"/>
+      <w:lvlText w:val="o"/>
+      <w:lvlJc w:val="left"/>
+      <w:pPr>
+        <w:ind w:left="4596" w:hanging="360"/>
+      </w:pPr>
+      <w:rPr>
+        <w:rFonts w:ascii="Courier New" w:hAnsi="Courier New" w:cs="Courier New" w:hint="default"/>
+      </w:rPr>
+    </w:lvl>
+    <w:lvl w:ilvl="5" w:tplc="40090005" w:tentative="1">
+      <w:start w:val="1"/>
+      <w:numFmt w:val="bullet"/>
+      <w:lvlText w:val=""/>
+      <w:lvlJc w:val="left"/>
+      <w:pPr>
+        <w:ind w:left="5316" w:hanging="360"/>
+      </w:pPr>
+      <w:rPr>
+        <w:rFonts w:ascii="Wingdings" w:hAnsi="Wingdings" w:hint="default"/>
+      </w:rPr>
+    </w:lvl>
+    <w:lvl w:ilvl="6" w:tplc="40090001" w:tentative="1">
+      <w:start w:val="1"/>
+      <w:numFmt w:val="bullet"/>
+      <w:lvlText w:val=""/>
+      <w:lvlJc w:val="left"/>
+      <w:pPr>
+        <w:ind w:left="6036" w:hanging="360"/>
+      </w:pPr>
+      <w:rPr>
+        <w:rFonts w:ascii="Symbol" w:hAnsi="Symbol" w:hint="default"/>
+      </w:rPr>
+    </w:lvl>
+    <w:lvl w:ilvl="7" w:tplc="40090003" w:tentative="1">
+      <w:start w:val="1"/>
+      <w:numFmt w:val="bullet"/>
+      <w:lvlText w:val="o"/>
+      <w:lvlJc w:val="left"/>
+      <w:pPr>
+        <w:ind w:left="6756" w:hanging="360"/>
+      </w:pPr>
+      <w:rPr>
+        <w:rFonts w:ascii="Courier New" w:hAnsi="Courier New" w:cs="Courier New" w:hint="default"/>
+      </w:rPr>
+    </w:lvl>
+    <w:lvl w:ilvl="8" w:tplc="40090005" w:tentative="1">
+      <w:start w:val="1"/>
+      <w:numFmt w:val="bullet"/>
+      <w:lvlText w:val=""/>
+      <w:lvlJc w:val="left"/>
+      <w:pPr>
+        <w:ind w:left="7476" w:hanging="360"/>
+      </w:pPr>
+      <w:rPr>
+        <w:rFonts w:ascii="Wingdings" w:hAnsi="Wingdings" w:hint="default"/>
+      </w:rPr>
     </w:lvl>
   </w:abstractNum>
   <w:num w:numId="1" w16cid:durableId="221214773">
-    <w:abstractNumId w:val="1"/>
+    <w:abstractNumId w:val="2"/>
   </w:num>
   <w:num w:numId="2" w16cid:durableId="1975670340">
     <w:abstractNumId w:val="0"/>
+  </w:num>
+  <w:num w:numId="3" w16cid:durableId="1020204268">
+    <w:abstractNumId w:val="1"/>
+  </w:num>
+  <w:num w:numId="4" w16cid:durableId="136070403">
+    <w:abstractNumId w:val="3"/>
   </w:num>
 </w:numbering>
 </file>

--- a/dump/documentation.docx
+++ b/dump/documentation.docx
@@ -161,6 +161,36 @@
       </w:pPr>
       <w:r>
         <w:t>It was taking the older ssd type for the default node pool which was not required. So allowed it to have the pd-standard ssd type.</w:t>
+      </w:r>
+    </w:p>
+    <w:p>
+      <w:pPr>
+        <w:pStyle w:val="ListParagraph"/>
+        <w:numPr>
+          <w:ilvl w:val="0"/>
+          <w:numId w:val="3"/>
+        </w:numPr>
+      </w:pPr>
+      <w:r>
+        <w:t xml:space="preserve">Got another error for the </w:t>
+      </w:r>
+      <w:r>
+        <w:t>CPUS_ALL_REGIONS</w:t>
+      </w:r>
+      <w:r>
+        <w:t xml:space="preserve"> where the quota exceeded for the CPU’s available for a region.</w:t>
+      </w:r>
+    </w:p>
+    <w:p>
+      <w:pPr>
+        <w:pStyle w:val="ListParagraph"/>
+        <w:numPr>
+          <w:ilvl w:val="0"/>
+          <w:numId w:val="4"/>
+        </w:numPr>
+      </w:pPr>
+      <w:r>
+        <w:t>Fixed it by making the cluster zonal instead of regional.</w:t>
       </w:r>
     </w:p>
     <w:sectPr>
@@ -340,7 +370,7 @@
         <w:rFonts w:hint="default"/>
       </w:rPr>
     </w:lvl>
-    <w:lvl w:ilvl="1" w:tplc="40090019" w:tentative="1">
+    <w:lvl w:ilvl="1" w:tplc="40090019">
       <w:start w:val="1"/>
       <w:numFmt w:val="lowerLetter"/>
       <w:lvlText w:val="%2."/>
@@ -349,7 +379,7 @@
         <w:ind w:left="1860" w:hanging="360"/>
       </w:pPr>
     </w:lvl>
-    <w:lvl w:ilvl="2" w:tplc="4009001B" w:tentative="1">
+    <w:lvl w:ilvl="2" w:tplc="4009001B">
       <w:start w:val="1"/>
       <w:numFmt w:val="lowerRoman"/>
       <w:lvlText w:val="%3."/>
@@ -358,7 +388,7 @@
         <w:ind w:left="2580" w:hanging="180"/>
       </w:pPr>
     </w:lvl>
-    <w:lvl w:ilvl="3" w:tplc="4009000F" w:tentative="1">
+    <w:lvl w:ilvl="3" w:tplc="4009000F">
       <w:start w:val="1"/>
       <w:numFmt w:val="decimal"/>
       <w:lvlText w:val="%4."/>
@@ -367,7 +397,7 @@
         <w:ind w:left="3300" w:hanging="360"/>
       </w:pPr>
     </w:lvl>
-    <w:lvl w:ilvl="4" w:tplc="40090019" w:tentative="1">
+    <w:lvl w:ilvl="4" w:tplc="40090019">
       <w:start w:val="1"/>
       <w:numFmt w:val="lowerLetter"/>
       <w:lvlText w:val="%5."/>

--- a/dump/documentation.docx
+++ b/dump/documentation.docx
@@ -191,6 +191,53 @@
       </w:pPr>
       <w:r>
         <w:t>Fixed it by making the cluster zonal instead of regional.</w:t>
+      </w:r>
+    </w:p>
+    <w:p>
+      <w:pPr>
+        <w:pStyle w:val="ListParagraph"/>
+        <w:numPr>
+          <w:ilvl w:val="0"/>
+          <w:numId w:val="3"/>
+        </w:numPr>
+      </w:pPr>
+      <w:r>
+        <w:t>Cluster Up and Ready.</w:t>
+      </w:r>
+    </w:p>
+    <w:p/>
+    <w:p>
+      <w:pPr>
+        <w:rPr>
+          <w:b/>
+          <w:bCs/>
+          <w:sz w:val="44"/>
+          <w:szCs w:val="44"/>
+        </w:rPr>
+      </w:pPr>
+      <w:r>
+        <w:rPr>
+          <w:b/>
+          <w:bCs/>
+          <w:sz w:val="44"/>
+          <w:szCs w:val="44"/>
+        </w:rPr>
+        <w:t>25/06/2026</w:t>
+      </w:r>
+    </w:p>
+    <w:p>
+      <w:r>
+        <w:t xml:space="preserve">1. Getting error in connecting the github actions with google cloud through a service account using workload identity federation. </w:t>
+      </w:r>
+    </w:p>
+    <w:p>
+      <w:r>
+        <w:t xml:space="preserve"> -&gt; Fixed it by creating a new workload identity pool. The existing identity pool was in soft-delete state that’s why causing the “already exists” error.</w:t>
+      </w:r>
+    </w:p>
+    <w:p>
+      <w:r>
+        <w:t>-&gt; Kept the workload identity provider as it is, as it just defines how to verify the external systems mentioned in the workload identity pool.</w:t>
       </w:r>
     </w:p>
     <w:sectPr>
@@ -357,7 +404,7 @@
   <w:abstractNum w:abstractNumId="1" w15:restartNumberingAfterBreak="0">
     <w:nsid w:val="35B76F0D"/>
     <w:multiLevelType w:val="hybridMultilevel"/>
-    <w:tmpl w:val="B718BE04"/>
+    <w:tmpl w:val="27426392"/>
     <w:lvl w:ilvl="0" w:tplc="D0C81234">
       <w:start w:val="1"/>
       <w:numFmt w:val="decimal"/>
@@ -1263,6 +1310,7 @@
   <w:style w:type="character" w:default="1" w:styleId="DefaultParagraphFont">
     <w:name w:val="Default Paragraph Font"/>
     <w:uiPriority w:val="1"/>
+    <w:semiHidden/>
     <w:unhideWhenUsed/>
   </w:style>
   <w:style w:type="table" w:default="1" w:styleId="TableNormal">
